--- a/fra/docx/18.content.docx
+++ b/fra/docx/18.content.docx
@@ -136,13 +136,6 @@
         <w:rPr>
           <w:lang w:val="fr_FR" w:bidi="fr_FR"/>
         </w:rPr>
-      </w:r>
-      <w:r>
-        <w:rPr>
-          <w:i/>
-          <w:lang w:val="fr_FR" w:bidi="fr_FR"/>
-        </w:rPr>
-        <w:t>Job 1.1, Job 1.5, Job 1.8, Job 1.10, Job 1.11, Job 1.12, Job 1.14–15, Job 1.16, Job 1.17, Job 1.18–19, Job 1.20, Job 1.21, Job 1.21 (#2), Job 1.22, Job 2.1, Job 2.2, Job 2.3, Job 2.5, Job 2.7, Job 2.8, Job 2.9, Job 2.10, Job 2.11, Job 2.12–13, Job 3.1–3, Job 3.5, Job 3.6, Job 3.11, Job 3.13–14, Job 3.18–19, Job 3.21, Job 3.24, Job 3.26, Job 4.3, Job 4.6, Job 4.8–9, Job 4.10, Job 4.12–13, Job 4.14, Job 4.17, Job 4.19, Job 5.2, Job 5.4, Job 5.7, Job 5.10, Job 5.12, Job 5.15, Job 5.18, Job 5.22, Job 5.24, Job 5.26, Job 6.2–3, Job 6.4, Job 6.6, Job 6.8–9, Job 6.10, Job 6.13, Job 6.14, Job 6.15–17, Job 6.18–20, Job 6.21, Job 6.24, Job 6.26, Job 6.29, Job 7.2–3, Job 7.5, Job 7.6, Job 7.9, Job 7.11, Job 7.14, Job 7.16, Job 7.19, Job 7.21, Job 8.2, Job 8.4, Job 8.6, Job 8.9, Job 8.11, Job 8.14, Job 8.17, Job 8.20, Job 8.21, Job 9.3, Job 9.5, Job 9.8, Job 9.11, Job 9.15, Job 9.17, Job 9.20, Job 9.22, Job 9.25–26, Job 9.27–29, Job 9.33, Job 9.34, Job 10.2, Job 10.4, Job 10.6, Job 10.8, Job 10.11, Job 10.12, Job 10.14, Job 10.16, Job 10.17, Job 10.18, Job 10.21, Job 11.3, Job 11.6, Job 11.7–9, Job 11.10–11, Job 11.12, Job 11.16, Job 11.18, Job 11.20, Job 12.3, Job 12.4, Job 12.7–8, Job 12.9, Job 12.12, Job 12.15, Job 12.18, Job 12.20, Job 12.23, Job 12.24, Job 13.2, Job 13.3, Job 13.5, Job 13.6, Job 13.10, Job 13.12, Job 13.13, Job 13.16, Job 13.18, Job 13.21, Job 13.24, Job 13.28, Job 14.2, Job 14.5, Job 14.7, Job 14.12, Job 14.13, Job 14.19, Job 14.21, Job 15.2, Job 15.4, Job 15.9, Job 15.10, Job 15.13, Job 15.15, Job 15.17–18, Job 15.21, Job 15.22, Job 15.26, Job 15.28, Job 15.30, Job 15.31, Job 15.34, Job 16.2–3, Job 16.6, Job 16.10, Job 16.11, Job 16.13, Job 16.15, Job 16.19, Job 16.20, Job 17.2, Job 17.3, Job 17.5, Job 17.7, Job 17.10, Job 17.11, Job 17.14, Job 18.3, Job 18.5, Job 18.8, Job 18.9–10, Job 18.12, Job 18.14, Job 18.16, Job 18.19, Job 18.20, Job 19.2, Job 19.3, Job 19.4, Job 19.6, Job 19.7, Job 19.11, Job 19.13–14, Job 19.16, Job 19.19, Job 19.20, Job 19.23–24, Job 19.25, Job 19.26, Job 19.29, Job 20.1–3, Job 20.5, Job 20.7, Job 20.8, Job 20.10, Job 20.14, Job 20.15, Job 20.17, Job 20.19, Job 20.21, Job 20.23, Job 20.24, Job 20.27, Job 20.28, Job 21.3, Job 21.5, Job 21.6, Job 21.7, Job 21.10, Job 21.14, Job 21.16, Job 21.19, Job 21.22, Job 21.26, Job 21.27, Job 21.30, Job 21.32, Job 21.34, Job 22.3, Job 22.4, Job 22.6, Job 22.9, Job 22.11, Job 22.14, Job 22.16, Job 22.19, Job 22.21, Job 22.23, Job 22.26, Job 22.29, Job 23.2, Job 23.4, Job 23.6, Job 23.9, Job 23.10, Job 23.12, Job 23.14, Job 23.15, Job 24.1, Job 24.3, Job 24.5, Job 24.7, Job 24.8, Job 24.10, Job 24.11, Job 24.14, Job 24.16, Job 24.17, Job 24.19, Job 24.21, Job 24.22, Job 24.24, Job 25.2, Job 25.4, Job 25.6, Job 26.4, Job 26.6, Job 26.8, Job 26.9, Job 26.12, Job 26.13, Job 26.14, Job 27.2, Job 27.4, Job 27.6, Job 27.8, Job 27.11, Job 27.14, Job 27.15, Job 27.17, Job 27.19, Job 27.21, Job 27.22, Job 28.2, Job 28.3, Job 28.4, Job 28.6, Job 28.8, Job 28.10, Job 28.13, Job 28.17, Job 28.18, Job 28.21, Job 28.23, Job 28.25, Job 28.26, Job 28.28, Job 29.2, Job 29.4, Job 29.6, Job 29.8, Job 29.9, Job 29.10, Job 29.11, Job 29.13, Job 29.16, Job 29.17, Job 29.20, Job 29.23, Job 29.25, Job 30.1, Job 30.3, Job 30.5, Job 30.8, Job 30.9, Job 30.11, Job 30.13, Job 30.15, Job 30.16, Job 30.21, Job 30.23, Job 30.26, Job 30.28, Job 30.31, Job 31.1, Job 31.3, Job 31.6, Job 31.8, Job 31.10, Job 31.12, Job 31.15, Job 31.18, Job 31.20, Job 31.22, Job 31.24, Job 31.28, Job 31.30, Job 31.32, Job 31.33, Job 31.35, Job 31.37, Job 31.40, Job 32.1, Job 32.2, Job 32.3–5, Job 32.6–7, Job 32.8, Job 32.9–10, Job 32.11–12, Job 32.13, Job 32.15–16, Job 32.18, Job 32.19, Job 32.21–22, Job 33.1–3, Job 33.4, Job 33.5, Job 33.6–7, Job 33.8–9, Job 33.10, Job 33.12, Job 33.13, Job 33.14–15, Job 33.16–17, Job 33.19–20, Job 33.21–22, Job 33.24, Job 33.25, Job 33.28, Job 33.29–30, Job 33.33, Job 34.1–3, Job 34.4, Job 34.5, Job 34.8, Job 34.10–12, Job 34.13–15, Job 34.17, Job 34.19, Job 34.21, Job 34.25, Job 34.26, Job 34.29, Job 34.31–32, Job 34.34–35, Job 34.37, Job 35.1–2, Job 35.5, Job 35.8, Job 35.9, Job 35.10–11, Job 35.12, Job 35.13, Job 35.16, Job 36.3, Job 36.6, Job 36.7, Job 36.9, Job 36.11, Job 36.12, Job 36.13–14, Job 36.15–16, Job 36.16, Job 36.17, Job 36.18, Job 36.19, Job 36.21, Job 36.23, Job 36.26, Job 36.27–28, Job 36.30–31, Job 36.32–33, Job 37.1–2, Job 37.6, Job 37.7, Job 37.8–9, Job 37.10, Job 37.14, Job 37.15, Job 37.18, Job 37.19, Job 37.21, Job 37.24, Job 38.1, Job 38.2, Job 38.3, Job 38:6–7, Job 38.8, Job 38.10–11, Job 38.14, Job 38.19–21, Job 38.22–23, Job 38.25–27, Job 38.31, Job 38.37–38, Job 38.40, Job 38.41, Job 39.4, Job 39.5–6, Job 39.8, Job 39.10, Job 39.13, Job 39.14, Job 39.16–17, Job 39.18, Job 39.19, Job 39.22, Job 39.24, Job 39.27–28, Job 40.4, Job 40.6, Job 40.7, Job 40.8, Job 40.10, Job 40.12, Job 40.15, Job 40.17, Job 40.19, Job 40.21, Job 40.23, Job 41.1, Job 41.6, Job 41.8, Job 41.10, Job 41.14, Job 41.16, Job 41.18, Job 41.19, Job 41.20, Job 41.24, Job 41.25, Job 41.26, Job 41.27, Job 41.30, Job 41.31, Job 41.33, Job 42.3, Job 42.6, Job 42.7, Job 42.8, Job 42.8 (#2), Job 42.10, Job 42.11, Job 42.12, Job 42.13, Job 42.15</w:t>
       </w:r>
       <w:r>
         <w:rPr>

--- a/fra/docx/18.content.docx
+++ b/fra/docx/18.content.docx
@@ -123,19 +123,6 @@
           <w:lang w:val="fr_FR" w:bidi="fr_FR"/>
         </w:rPr>
         <w:t>JOB</w:t>
-      </w:r>
-      <w:r>
-        <w:rPr>
-          <w:lang w:val="fr_FR" w:bidi="fr_FR"/>
-        </w:rPr>
-      </w:r>
-    </w:p>
-    <w:p>
-      <w:pPr/>
-      <w:r>
-        <w:rPr>
-          <w:lang w:val="fr_FR" w:bidi="fr_FR"/>
-        </w:rPr>
       </w:r>
       <w:r>
         <w:rPr>

--- a/fra/docx/18.content.docx
+++ b/fra/docx/18.content.docx
@@ -19,7 +19,7 @@
         <w:rPr>
           <w:lang w:val="fr_FR" w:bidi="fr_FR"/>
         </w:rPr>
-        <w:t>Resource: Questions de Traduction (unfoldingWord)</w:t>
+        <w:t>Resource: unfoldingWord® Translation Questions</w:t>
       </w:r>
       <w:r>
         <w:rPr>
@@ -85,7 +85,7 @@
         <w:rPr>
           <w:lang w:val="fr_FR" w:bidi="fr_FR"/>
         </w:rPr>
-        <w:t>Questions de Traduction (unfoldingWord)</w:t>
+        <w:t>unfoldingWord® Translation Questions</w:t>
       </w:r>
     </w:p>
     <w:p>

--- a/fra/docx/18.content.docx
+++ b/fra/docx/18.content.docx
@@ -9136,6 +9136,69 @@
         <w:rPr>
           <w:lang w:val="fr_FR" w:bidi="fr_FR"/>
         </w:rPr>
+        <w:t>Job 14.17</w:t>
+      </w:r>
+      <w:r>
+        <w:rPr>
+          <w:lang w:val="fr_FR" w:bidi="fr_FR"/>
+        </w:rPr>
+      </w:r>
+    </w:p>
+    <w:p>
+      <w:pPr/>
+      <w:r>
+        <w:rPr>
+          <w:lang w:val="fr_FR" w:bidi="fr_FR"/>
+        </w:rPr>
+      </w:r>
+      <w:r>
+        <w:rPr>
+          <w:b/>
+          <w:lang w:val="fr_FR" w:bidi="fr_FR"/>
+        </w:rPr>
+        <w:t>Que fait Dieu à propos des transgressions et des iniquités de Job ?</w:t>
+      </w:r>
+    </w:p>
+    <w:p>
+      <w:pPr/>
+      <w:r>
+        <w:rPr>
+          <w:lang w:val="fr_FR" w:bidi="fr_FR"/>
+        </w:rPr>
+      </w:r>
+      <w:r>
+        <w:rPr>
+          <w:lang w:val="fr_FR" w:bidi="fr_FR"/>
+        </w:rPr>
+        <w:t>Dieu a scellé ses transgressions dans un faisceau, mais il imagine (ou « ajoute ») des iniquités à Job.</w:t>
+      </w:r>
+      <w:r>
+        <w:rPr>
+          <w:lang w:val="fr_FR" w:bidi="fr_FR"/>
+        </w:rPr>
+      </w:r>
+      <w:r>
+        <w:rPr>
+          <w:lang w:val="fr_FR" w:bidi="fr_FR"/>
+        </w:rPr>
+      </w:r>
+    </w:p>
+    <w:p>
+      <w:pPr/>
+      <w:r>
+        <w:rPr>
+          <w:lang w:val="fr_FR" w:bidi="fr_FR"/>
+        </w:rPr>
+      </w:r>
+    </w:p>
+    <w:p>
+      <w:pPr>
+        <w:pStyle w:val="Heading2"/>
+      </w:pPr>
+      <w:r>
+        <w:rPr>
+          <w:lang w:val="fr_FR" w:bidi="fr_FR"/>
+        </w:rPr>
         <w:t>Job 14.19</w:t>
       </w:r>
       <w:r>
@@ -15562,6 +15625,69 @@
         <w:rPr>
           <w:lang w:val="fr_FR" w:bidi="fr_FR"/>
         </w:rPr>
+        <w:t>Job 23.17</w:t>
+      </w:r>
+      <w:r>
+        <w:rPr>
+          <w:lang w:val="fr_FR" w:bidi="fr_FR"/>
+        </w:rPr>
+      </w:r>
+    </w:p>
+    <w:p>
+      <w:pPr/>
+      <w:r>
+        <w:rPr>
+          <w:lang w:val="fr_FR" w:bidi="fr_FR"/>
+        </w:rPr>
+      </w:r>
+      <w:r>
+        <w:rPr>
+          <w:b/>
+          <w:lang w:val="fr_FR" w:bidi="fr_FR"/>
+        </w:rPr>
+        <w:t>Qu'est-ce qui couvre Job ? Est-ce que c'est cela qui l'anéantit ?</w:t>
+      </w:r>
+    </w:p>
+    <w:p>
+      <w:pPr/>
+      <w:r>
+        <w:rPr>
+          <w:lang w:val="fr_FR" w:bidi="fr_FR"/>
+        </w:rPr>
+      </w:r>
+      <w:r>
+        <w:rPr>
+          <w:lang w:val="fr_FR" w:bidi="fr_FR"/>
+        </w:rPr>
+        <w:t>L'obscurité couvre Job, mais ce n'est pas cela qui l'anéantit.</w:t>
+      </w:r>
+      <w:r>
+        <w:rPr>
+          <w:lang w:val="fr_FR" w:bidi="fr_FR"/>
+        </w:rPr>
+      </w:r>
+      <w:r>
+        <w:rPr>
+          <w:lang w:val="fr_FR" w:bidi="fr_FR"/>
+        </w:rPr>
+      </w:r>
+    </w:p>
+    <w:p>
+      <w:pPr/>
+      <w:r>
+        <w:rPr>
+          <w:lang w:val="fr_FR" w:bidi="fr_FR"/>
+        </w:rPr>
+      </w:r>
+    </w:p>
+    <w:p>
+      <w:pPr>
+        <w:pStyle w:val="Heading2"/>
+      </w:pPr>
+      <w:r>
+        <w:rPr>
+          <w:lang w:val="fr_FR" w:bidi="fr_FR"/>
+        </w:rPr>
         <w:t>Job 24.1</w:t>
       </w:r>
       <w:r>
@@ -20053,6 +20179,77 @@
         <w:rPr>
           <w:lang w:val="fr_FR" w:bidi="fr_FR"/>
         </w:rPr>
+        <w:t>Job 30.18</w:t>
+      </w:r>
+      <w:r>
+        <w:rPr>
+          <w:lang w:val="fr_FR" w:bidi="fr_FR"/>
+        </w:rPr>
+      </w:r>
+    </w:p>
+    <w:p>
+      <w:pPr/>
+      <w:r>
+        <w:rPr>
+          <w:lang w:val="fr_FR" w:bidi="fr_FR"/>
+        </w:rPr>
+      </w:r>
+      <w:r>
+        <w:rPr>
+          <w:b/>
+          <w:lang w:val="fr_FR" w:bidi="fr_FR"/>
+        </w:rPr>
+        <w:t>Que disait Job à propos du changement de ses vêtements ?</w:t>
+      </w:r>
+    </w:p>
+    <w:p>
+      <w:pPr/>
+      <w:r>
+        <w:rPr>
+          <w:lang w:val="fr_FR" w:bidi="fr_FR"/>
+        </w:rPr>
+      </w:r>
+      <w:r>
+        <w:rPr>
+          <w:lang w:val="fr_FR" w:bidi="fr_FR"/>
+        </w:rPr>
+        <w:t>Job décrit son mal (ou sa maladie) comme quelque chose qui a affecté sa peau (il parle de sa peau comme d'un vêtement déformé).</w:t>
+      </w:r>
+    </w:p>
+    <w:p>
+      <w:pPr/>
+      <w:r>
+        <w:rPr>
+          <w:lang w:val="fr_FR" w:bidi="fr_FR"/>
+        </w:rPr>
+      </w:r>
+      <w:r>
+        <w:rPr>
+          <w:lang w:val="fr_FR" w:bidi="fr_FR"/>
+        </w:rPr>
+      </w:r>
+      <w:r>
+        <w:rPr>
+          <w:lang w:val="fr_FR" w:bidi="fr_FR"/>
+        </w:rPr>
+      </w:r>
+    </w:p>
+    <w:p>
+      <w:pPr/>
+      <w:r>
+        <w:rPr>
+          <w:lang w:val="fr_FR" w:bidi="fr_FR"/>
+        </w:rPr>
+      </w:r>
+    </w:p>
+    <w:p>
+      <w:pPr>
+        <w:pStyle w:val="Heading2"/>
+      </w:pPr>
+      <w:r>
+        <w:rPr>
+          <w:lang w:val="fr_FR" w:bidi="fr_FR"/>
+        </w:rPr>
         <w:t>Job 30.21</w:t>
       </w:r>
       <w:r>
@@ -26375,6 +26572,69 @@
         <w:rPr>
           <w:lang w:val="fr_FR" w:bidi="fr_FR"/>
         </w:rPr>
+        <w:t>Job 37.11–13</w:t>
+      </w:r>
+      <w:r>
+        <w:rPr>
+          <w:lang w:val="fr_FR" w:bidi="fr_FR"/>
+        </w:rPr>
+      </w:r>
+    </w:p>
+    <w:p>
+      <w:pPr/>
+      <w:r>
+        <w:rPr>
+          <w:lang w:val="fr_FR" w:bidi="fr_FR"/>
+        </w:rPr>
+      </w:r>
+      <w:r>
+        <w:rPr>
+          <w:b/>
+          <w:lang w:val="fr_FR" w:bidi="fr_FR"/>
+        </w:rPr>
+        <w:t>Pourquoi est-ce que Dieu disperse les nuages et leur fait accomplir tout ce qu'il leur ordonne ?</w:t>
+      </w:r>
+    </w:p>
+    <w:p>
+      <w:pPr/>
+      <w:r>
+        <w:rPr>
+          <w:lang w:val="fr_FR" w:bidi="fr_FR"/>
+        </w:rPr>
+      </w:r>
+      <w:r>
+        <w:rPr>
+          <w:lang w:val="fr_FR" w:bidi="fr_FR"/>
+        </w:rPr>
+        <w:t>Il dirige les nuages selon ce qu'il veut accomplir sur la face de la terre habitée. Il peut s'en servir pour punir les êtres humains (comme s'il frappait la terre d'une verge ou d'un bâton) ou pour arroser la terre et les nourrir selon selon sa bonté (comme un signe de son amour).</w:t>
+      </w:r>
+      <w:r>
+        <w:rPr>
+          <w:lang w:val="fr_FR" w:bidi="fr_FR"/>
+        </w:rPr>
+      </w:r>
+      <w:r>
+        <w:rPr>
+          <w:lang w:val="fr_FR" w:bidi="fr_FR"/>
+        </w:rPr>
+      </w:r>
+    </w:p>
+    <w:p>
+      <w:pPr/>
+      <w:r>
+        <w:rPr>
+          <w:lang w:val="fr_FR" w:bidi="fr_FR"/>
+        </w:rPr>
+      </w:r>
+    </w:p>
+    <w:p>
+      <w:pPr>
+        <w:pStyle w:val="Heading2"/>
+      </w:pPr>
+      <w:r>
+        <w:rPr>
+          <w:lang w:val="fr_FR" w:bidi="fr_FR"/>
+        </w:rPr>
         <w:t>Job 37.14</w:t>
       </w:r>
       <w:r>
@@ -26681,6 +26941,77 @@
           <w:lang w:val="fr_FR" w:bidi="fr_FR"/>
         </w:rPr>
         <w:t>On ne peut fixer le soleil, quand il brille dans un ciel purifié par le vent</w:t>
+      </w:r>
+      <w:r>
+        <w:rPr>
+          <w:lang w:val="fr_FR" w:bidi="fr_FR"/>
+        </w:rPr>
+      </w:r>
+      <w:r>
+        <w:rPr>
+          <w:lang w:val="fr_FR" w:bidi="fr_FR"/>
+        </w:rPr>
+      </w:r>
+    </w:p>
+    <w:p>
+      <w:pPr/>
+      <w:r>
+        <w:rPr>
+          <w:lang w:val="fr_FR" w:bidi="fr_FR"/>
+        </w:rPr>
+      </w:r>
+    </w:p>
+    <w:p>
+      <w:pPr>
+        <w:pStyle w:val="Heading2"/>
+      </w:pPr>
+      <w:r>
+        <w:rPr>
+          <w:lang w:val="fr_FR" w:bidi="fr_FR"/>
+        </w:rPr>
+        <w:t>Job 37.23</w:t>
+      </w:r>
+      <w:r>
+        <w:rPr>
+          <w:lang w:val="fr_FR" w:bidi="fr_FR"/>
+        </w:rPr>
+      </w:r>
+    </w:p>
+    <w:p>
+      <w:pPr/>
+      <w:r>
+        <w:rPr>
+          <w:lang w:val="fr_FR" w:bidi="fr_FR"/>
+        </w:rPr>
+      </w:r>
+      <w:r>
+        <w:rPr>
+          <w:b/>
+          <w:lang w:val="fr_FR" w:bidi="fr_FR"/>
+        </w:rPr>
+        <w:t>Comment Élihu décrit le Tout-Puissant ?</w:t>
+      </w:r>
+    </w:p>
+    <w:p>
+      <w:pPr/>
+      <w:r>
+        <w:rPr>
+          <w:lang w:val="fr_FR" w:bidi="fr_FR"/>
+        </w:rPr>
+      </w:r>
+      <w:r>
+        <w:rPr>
+          <w:lang w:val="fr_FR" w:bidi="fr_FR"/>
+        </w:rPr>
+        <w:t>Il le décrit comme étant grand par la force, par la justice et par le droit souverain.</w:t>
+      </w:r>
+    </w:p>
+    <w:p>
+      <w:pPr/>
+      <w:r>
+        <w:rPr>
+          <w:lang w:val="fr_FR" w:bidi="fr_FR"/>
+        </w:rPr>
       </w:r>
       <w:r>
         <w:rPr>
